--- a/Lab-02-Port-Scan-Detection-Engineering/Lab2-Investigation-Writeup-Template.docx
+++ b/Lab-02-Port-Scan-Detection-Engineering/Lab2-Investigation-Writeup-Template.docx
@@ -33,21 +33,6 @@
           <w:szCs w:val="24"/>
         </w:rPr>
         <w:t xml:space="preserve">Port Scan Detection Engineering Lab</w:t>
-      </w:r>
-    </w:p>
-    <w:p>
-      <w:pPr>
-        <w:spacing w:after="240" w:before="160"/>
-      </w:pPr>
-      <w:r>
-        <w:rPr>
-          <w:i/>
-          <w:iCs/>
-          <w:color w:val="888888"/>
-          <w:sz w:val="20"/>
-          <w:szCs w:val="20"/>
-        </w:rPr>
-        <w:t xml:space="preserve">Instructions: fill in every highlighted placeholder below with your own data, screenshots, and observations from working through Lab 2. Delete this instruction paragraph before submitting or publishing your finished write-up.</w:t>
       </w:r>
     </w:p>
     <w:p>
